--- a/docs/reference/06-API-Spec.md.docx
+++ b/docs/reference/06-API-Spec.md.docx
@@ -19815,6 +19815,1095 @@
           <w:rtl w:val="0"/>
         </w:rPr>
         <w:t xml:space="preserve">5. OPEN 後價格修改；MVP 不允許直接覆蓋已確認 Offering Price Snapshot。</w:t>
+      </w:r>
+    </w:p>
+    <w:p>
+      <w:pPr>
+        <w:rPr/>
+      </w:pPr>
+      <w:r>
+        <w:rPr>
+          <w:rtl w:val="0"/>
+        </w:rPr>
+      </w:r>
+    </w:p>
+    <w:p>
+      <w:pPr>
+        <w:rPr/>
+      </w:pPr>
+      <w:r>
+        <w:rPr>
+          <w:rtl w:val="0"/>
+        </w:rPr>
+        <w:t xml:space="preserve">14. Slice 2 Baseline Backfill Addendum</w:t>
+      </w:r>
+    </w:p>
+    <w:p>
+      <w:pPr>
+        <w:rPr/>
+      </w:pPr>
+      <w:r>
+        <w:rPr>
+          <w:rFonts w:ascii="Arial Unicode MS" w:cs="Arial Unicode MS" w:eastAsia="Arial Unicode MS" w:hAnsi="Arial Unicode MS"/>
+          <w:rtl w:val="0"/>
+        </w:rPr>
+        <w:t xml:space="preserve">本章為 Slice 2「Coach Supply + Lesson Demand」API 核准補充契約。若 5.x、Endpoint Catalog、舊 Request/Response 範例或 Authorization 摘要與本章衝突，以本章為準；共通 envelope、requestId/traceId、JWT、organization scope、error contract 與 Idempotency 規則維持不變。</w:t>
+      </w:r>
+    </w:p>
+    <w:p>
+      <w:pPr>
+        <w:rPr/>
+      </w:pPr>
+      <w:r>
+        <w:rPr>
+          <w:rtl w:val="0"/>
+        </w:rPr>
+      </w:r>
+    </w:p>
+    <w:p>
+      <w:pPr>
+        <w:rPr/>
+      </w:pPr>
+      <w:r>
+        <w:rPr>
+          <w:rtl w:val="0"/>
+        </w:rPr>
+        <w:t xml:space="preserve">14.1 Coach Application Canonical Contract</w:t>
+      </w:r>
+    </w:p>
+    <w:p>
+      <w:pPr>
+        <w:rPr/>
+      </w:pPr>
+      <w:r>
+        <w:rPr>
+          <w:rtl w:val="0"/>
+        </w:rPr>
+        <w:t xml:space="preserve">POST /api/v1/coach-applications</w:t>
+      </w:r>
+    </w:p>
+    <w:p>
+      <w:pPr>
+        <w:rPr/>
+      </w:pPr>
+      <w:r>
+        <w:rPr>
+          <w:rFonts w:ascii="Arial Unicode MS" w:cs="Arial Unicode MS" w:eastAsia="Arial Unicode MS" w:hAnsi="Arial Unicode MS"/>
+          <w:rtl w:val="0"/>
+        </w:rPr>
+        <w:t xml:space="preserve">Method：POST</w:t>
+      </w:r>
+    </w:p>
+    <w:p>
+      <w:pPr>
+        <w:rPr/>
+      </w:pPr>
+      <w:r>
+        <w:rPr>
+          <w:rFonts w:ascii="Arial Unicode MS" w:cs="Arial Unicode MS" w:eastAsia="Arial Unicode MS" w:hAnsi="Arial Unicode MS"/>
+          <w:rtl w:val="0"/>
+        </w:rPr>
+        <w:t xml:space="preserve">Auth：任何同 organization 的 ACTIVE authenticated User。申請者不需要事前具有 COACH role；Backend 必須從 authenticated principal 取得 applicantUserId 與可用 organization context，不接受前端透過 userId 取得他人身分。</w:t>
+      </w:r>
+    </w:p>
+    <w:p>
+      <w:pPr>
+        <w:rPr/>
+      </w:pPr>
+      <w:r>
+        <w:rPr>
+          <w:rFonts w:ascii="Arial Unicode MS" w:cs="Arial Unicode MS" w:eastAsia="Arial Unicode MS" w:hAnsi="Arial Unicode MS"/>
+          <w:rtl w:val="0"/>
+        </w:rPr>
+        <w:t xml:space="preserve">Request：沿用既有 Coach Application 業務欄位；不得要求 client 提交 roleCode=COACH、approvedBy、status 等 server-controlled 欄位。</w:t>
+      </w:r>
+    </w:p>
+    <w:p>
+      <w:pPr>
+        <w:rPr/>
+      </w:pPr>
+      <w:r>
+        <w:rPr>
+          <w:rFonts w:ascii="Arial Unicode MS" w:cs="Arial Unicode MS" w:eastAsia="Arial Unicode MS" w:hAnsi="Arial Unicode MS"/>
+          <w:rtl w:val="0"/>
+        </w:rPr>
+        <w:t xml:space="preserve">Response：201，回傳 Coach Application resource / id、目前狀態與 common meta.requestId。</w:t>
+      </w:r>
+    </w:p>
+    <w:p>
+      <w:pPr>
+        <w:rPr/>
+      </w:pPr>
+      <w:r>
+        <w:rPr>
+          <w:rFonts w:ascii="Arial Unicode MS" w:cs="Arial Unicode MS" w:eastAsia="Arial Unicode MS" w:hAnsi="Arial Unicode MS"/>
+          <w:rtl w:val="0"/>
+        </w:rPr>
+        <w:t xml:space="preserve">Error Code：AUTH_INVALID_TOKEN、AUTH_FORBIDDEN、ORG_SCOPE_DENIED、USER_DISABLED、VALIDATION_FAILED、STATE_TRANSITION_INVALID（依既有錯誤契約映射）。</w:t>
+      </w:r>
+    </w:p>
+    <w:p>
+      <w:pPr>
+        <w:rPr/>
+      </w:pPr>
+      <w:r>
+        <w:rPr>
+          <w:rtl w:val="0"/>
+        </w:rPr>
+      </w:r>
+    </w:p>
+    <w:p>
+      <w:pPr>
+        <w:rPr/>
+      </w:pPr>
+      <w:r>
+        <w:rPr>
+          <w:rtl w:val="0"/>
+        </w:rPr>
+        <w:t xml:space="preserve">POST /api/v1/coach-applications/{applicationId}/review</w:t>
+      </w:r>
+    </w:p>
+    <w:p>
+      <w:pPr>
+        <w:rPr/>
+      </w:pPr>
+      <w:r>
+        <w:rPr>
+          <w:rFonts w:ascii="Arial Unicode MS" w:cs="Arial Unicode MS" w:eastAsia="Arial Unicode MS" w:hAnsi="Arial Unicode MS"/>
+          <w:rtl w:val="0"/>
+        </w:rPr>
+        <w:t xml:space="preserve">Method：POST</w:t>
+      </w:r>
+    </w:p>
+    <w:p>
+      <w:pPr>
+        <w:rPr/>
+      </w:pPr>
+      <w:r>
+        <w:rPr>
+          <w:rFonts w:ascii="Arial Unicode MS" w:cs="Arial Unicode MS" w:eastAsia="Arial Unicode MS" w:hAnsi="Arial Unicode MS"/>
+          <w:rtl w:val="0"/>
+        </w:rPr>
+        <w:t xml:space="preserve">Auth：COMMITTEE；必須同 organization，PLATFORM_ADMIN 依既有跨組織管理規則。</w:t>
+      </w:r>
+    </w:p>
+    <w:p>
+      <w:pPr>
+        <w:rPr/>
+      </w:pPr>
+      <w:r>
+        <w:rPr>
+          <w:rFonts w:ascii="Arial Unicode MS" w:cs="Arial Unicode MS" w:eastAsia="Arial Unicode MS" w:hAnsi="Arial Unicode MS"/>
+          <w:rtl w:val="0"/>
+        </w:rPr>
+        <w:t xml:space="preserve">Request：沿用既有 review decision contract；APPROVE / REJECT 與必要 reason/note 由 API Spec 既有規則驗證。</w:t>
+      </w:r>
+    </w:p>
+    <w:p>
+      <w:pPr>
+        <w:rPr/>
+      </w:pPr>
+      <w:r>
+        <w:rPr>
+          <w:rFonts w:ascii="Arial Unicode MS" w:cs="Arial Unicode MS" w:eastAsia="Arial Unicode MS" w:hAnsi="Arial Unicode MS"/>
+          <w:rtl w:val="0"/>
+        </w:rPr>
+        <w:t xml:space="preserve">Approve Transaction：CoachApplication -&gt; APPROVED、CoachProfile -&gt; APPROVED、建立或啟用同 organization ACTIVE COACH RoleAssignment、Audit、需要通知時 Outbox，必須 all-or-nothing。</w:t>
+      </w:r>
+    </w:p>
+    <w:p>
+      <w:pPr>
+        <w:rPr/>
+      </w:pPr>
+      <w:r>
+        <w:rPr>
+          <w:rFonts w:ascii="Arial Unicode MS" w:cs="Arial Unicode MS" w:eastAsia="Arial Unicode MS" w:hAnsi="Arial Unicode MS"/>
+          <w:rtl w:val="0"/>
+        </w:rPr>
+        <w:t xml:space="preserve">Reject Transaction：Application -&gt; REJECTED；不得授予 COACH role。</w:t>
+      </w:r>
+    </w:p>
+    <w:p>
+      <w:pPr>
+        <w:rPr/>
+      </w:pPr>
+      <w:r>
+        <w:rPr>
+          <w:rFonts w:ascii="Arial Unicode MS" w:cs="Arial Unicode MS" w:eastAsia="Arial Unicode MS" w:hAnsi="Arial Unicode MS"/>
+          <w:rtl w:val="0"/>
+        </w:rPr>
+        <w:t xml:space="preserve">Response：200，回傳最新 application/profile 狀態；APPROVE 後使用者重新 GET /api/v1/me / roles 時必須可看到同 organization COACH role。</w:t>
+      </w:r>
+    </w:p>
+    <w:p>
+      <w:pPr>
+        <w:rPr/>
+      </w:pPr>
+      <w:r>
+        <w:rPr>
+          <w:rFonts w:ascii="Arial Unicode MS" w:cs="Arial Unicode MS" w:eastAsia="Arial Unicode MS" w:hAnsi="Arial Unicode MS"/>
+          <w:rtl w:val="0"/>
+        </w:rPr>
+        <w:t xml:space="preserve">Error Code：AUTH_FORBIDDEN、ORG_SCOPE_DENIED、RESOURCE_NOT_FOUND、STATE_TRANSITION_INVALID、CONCURRENT_MODIFICATION。</w:t>
+      </w:r>
+    </w:p>
+    <w:p>
+      <w:pPr>
+        <w:rPr/>
+      </w:pPr>
+      <w:r>
+        <w:rPr>
+          <w:rtl w:val="0"/>
+        </w:rPr>
+      </w:r>
+    </w:p>
+    <w:p>
+      <w:pPr>
+        <w:rPr/>
+      </w:pPr>
+      <w:r>
+        <w:rPr>
+          <w:rtl w:val="0"/>
+        </w:rPr>
+        <w:t xml:space="preserve">14.2 Coach Availability Canonical Contract</w:t>
+      </w:r>
+    </w:p>
+    <w:p>
+      <w:pPr>
+        <w:rPr/>
+      </w:pPr>
+      <w:r>
+        <w:rPr>
+          <w:rtl w:val="0"/>
+        </w:rPr>
+        <w:t xml:space="preserve">POST /api/v1/coach-availability-proposals</w:t>
+      </w:r>
+    </w:p>
+    <w:p>
+      <w:pPr>
+        <w:rPr/>
+      </w:pPr>
+      <w:r>
+        <w:rPr>
+          <w:rFonts w:ascii="Arial Unicode MS" w:cs="Arial Unicode MS" w:eastAsia="Arial Unicode MS" w:hAnsi="Arial Unicode MS"/>
+          <w:rtl w:val="0"/>
+        </w:rPr>
+        <w:t xml:space="preserve">Method：POST</w:t>
+      </w:r>
+    </w:p>
+    <w:p>
+      <w:pPr>
+        <w:rPr/>
+      </w:pPr>
+      <w:r>
+        <w:rPr>
+          <w:rFonts w:ascii="Arial Unicode MS" w:cs="Arial Unicode MS" w:eastAsia="Arial Unicode MS" w:hAnsi="Arial Unicode MS"/>
+          <w:rtl w:val="0"/>
+        </w:rPr>
+        <w:t xml:space="preserve">Auth：必須同時滿足 ACTIVE User + ACTIVE COACH role + APPROVED own CoachProfile + same organization。Frontend route guard 不是安全邊界。</w:t>
+      </w:r>
+    </w:p>
+    <w:p>
+      <w:pPr>
+        <w:rPr/>
+      </w:pPr>
+      <w:r>
+        <w:rPr>
+          <w:rFonts w:ascii="Arial Unicode MS" w:cs="Arial Unicode MS" w:eastAsia="Arial Unicode MS" w:hAnsi="Arial Unicode MS"/>
+          <w:rtl w:val="0"/>
+        </w:rPr>
+        <w:t xml:space="preserve">Canonical Request：</w:t>
+      </w:r>
+    </w:p>
+    <w:p>
+      <w:pPr>
+        <w:rPr/>
+      </w:pPr>
+      <w:r>
+        <w:rPr>
+          <w:rtl w:val="0"/>
+        </w:rPr>
+        <w:t xml:space="preserve">{</w:t>
+      </w:r>
+    </w:p>
+    <w:p>
+      <w:pPr>
+        <w:rPr/>
+      </w:pPr>
+      <w:r>
+        <w:rPr>
+          <w:rtl w:val="0"/>
+        </w:rPr>
+        <w:t xml:space="preserve">  "startAt": "RFC3339 datetime",</w:t>
+      </w:r>
+    </w:p>
+    <w:p>
+      <w:pPr>
+        <w:rPr/>
+      </w:pPr>
+      <w:r>
+        <w:rPr>
+          <w:rtl w:val="0"/>
+        </w:rPr>
+        <w:t xml:space="preserve">  "endAt": "RFC3339 datetime",</w:t>
+      </w:r>
+    </w:p>
+    <w:p>
+      <w:pPr>
+        <w:rPr/>
+      </w:pPr>
+      <w:r>
+        <w:rPr>
+          <w:rtl w:val="0"/>
+        </w:rPr>
+        <w:t xml:space="preserve">  "preferredVenueId": "uuid-or-null"</w:t>
+      </w:r>
+    </w:p>
+    <w:p>
+      <w:pPr>
+        <w:rPr/>
+      </w:pPr>
+      <w:r>
+        <w:rPr>
+          <w:rtl w:val="0"/>
+        </w:rPr>
+        <w:t xml:space="preserve">}</w:t>
+      </w:r>
+    </w:p>
+    <w:p>
+      <w:pPr>
+        <w:rPr/>
+      </w:pPr>
+      <w:r>
+        <w:rPr>
+          <w:rFonts w:ascii="Arial Unicode MS" w:cs="Arial Unicode MS" w:eastAsia="Arial Unicode MS" w:hAnsi="Arial Unicode MS"/>
+          <w:rtl w:val="0"/>
+        </w:rPr>
+        <w:t xml:space="preserve">一個 request 建立一個 Proposal，且一個 Proposal 只有一個 [startAt, endAt) TimeRange。若要新增五個時段，client 需建立五筆 Proposal（可由 UI 連續新增，但 API resource 不合併）。</w:t>
+      </w:r>
+    </w:p>
+    <w:p>
+      <w:pPr>
+        <w:rPr/>
+      </w:pPr>
+      <w:r>
+        <w:rPr>
+          <w:rFonts w:ascii="Arial Unicode MS" w:cs="Arial Unicode MS" w:eastAsia="Arial Unicode MS" w:hAnsi="Arial Unicode MS"/>
+          <w:rtl w:val="0"/>
+        </w:rPr>
+        <w:t xml:space="preserve">舊 5.5 範例中的 `windows`、`visibility`、`note` 不屬 Slice 2 canonical request；除非未來 04 Database Baseline 正式新增欄位，否則不得由實作者自行保留。</w:t>
+      </w:r>
+    </w:p>
+    <w:p>
+      <w:pPr>
+        <w:rPr/>
+      </w:pPr>
+      <w:r>
+        <w:rPr>
+          <w:rFonts w:ascii="Arial Unicode MS" w:cs="Arial Unicode MS" w:eastAsia="Arial Unicode MS" w:hAnsi="Arial Unicode MS"/>
+          <w:rtl w:val="0"/>
+        </w:rPr>
+        <w:t xml:space="preserve">Response：201，回傳單一 proposalId、startAt、endAt、preferredVenueId、status（依既有生命週期通常為 DRAFT）與 common meta。</w:t>
+      </w:r>
+    </w:p>
+    <w:p>
+      <w:pPr>
+        <w:rPr/>
+      </w:pPr>
+      <w:r>
+        <w:rPr>
+          <w:rFonts w:ascii="Arial Unicode MS" w:cs="Arial Unicode MS" w:eastAsia="Arial Unicode MS" w:hAnsi="Arial Unicode MS"/>
+          <w:rtl w:val="0"/>
+        </w:rPr>
+        <w:t xml:space="preserve">Error Code：AUTH_FORBIDDEN、ORG_SCOPE_DENIED、COACH_NOT_APPROVED、BOOKING_TIME_NOT_FUTURE、VALIDATION_FAILED、STATE_TRANSITION_INVALID。</w:t>
+      </w:r>
+    </w:p>
+    <w:p>
+      <w:pPr>
+        <w:rPr/>
+      </w:pPr>
+      <w:r>
+        <w:rPr>
+          <w:rtl w:val="0"/>
+        </w:rPr>
+      </w:r>
+    </w:p>
+    <w:p>
+      <w:pPr>
+        <w:rPr/>
+      </w:pPr>
+      <w:r>
+        <w:rPr>
+          <w:rFonts w:ascii="Arial Unicode MS" w:cs="Arial Unicode MS" w:eastAsia="Arial Unicode MS" w:hAnsi="Arial Unicode MS"/>
+          <w:rtl w:val="0"/>
+        </w:rPr>
+        <w:t xml:space="preserve">既有 GET /api/v1/coach-availability-proposals、GET /api/v1/coach-availability-proposals/{id}、submission/review/closure endpoints 繼續使用，但 Request/Response 中的時段資料以單一 startAt/endAt 表達，不以 windows array 表達一個 Proposal。</w:t>
+      </w:r>
+    </w:p>
+    <w:p>
+      <w:pPr>
+        <w:rPr/>
+      </w:pPr>
+      <w:r>
+        <w:rPr>
+          <w:rtl w:val="0"/>
+        </w:rPr>
+      </w:r>
+    </w:p>
+    <w:p>
+      <w:pPr>
+        <w:rPr/>
+      </w:pPr>
+      <w:r>
+        <w:rPr>
+          <w:rtl w:val="0"/>
+        </w:rPr>
+        <w:t xml:space="preserve">14.3 Lesson Request Canonical Contract</w:t>
+      </w:r>
+    </w:p>
+    <w:p>
+      <w:pPr>
+        <w:rPr/>
+      </w:pPr>
+      <w:r>
+        <w:rPr>
+          <w:rtl w:val="0"/>
+        </w:rPr>
+        <w:t xml:space="preserve">POST /api/v1/lesson-requests</w:t>
+      </w:r>
+    </w:p>
+    <w:p>
+      <w:pPr>
+        <w:rPr/>
+      </w:pPr>
+      <w:r>
+        <w:rPr>
+          <w:rFonts w:ascii="Arial Unicode MS" w:cs="Arial Unicode MS" w:eastAsia="Arial Unicode MS" w:hAnsi="Arial Unicode MS"/>
+          <w:rtl w:val="0"/>
+        </w:rPr>
+        <w:t xml:space="preserve">Method：POST</w:t>
+      </w:r>
+    </w:p>
+    <w:p>
+      <w:pPr>
+        <w:rPr/>
+      </w:pPr>
+      <w:r>
+        <w:rPr>
+          <w:rFonts w:ascii="Arial Unicode MS" w:cs="Arial Unicode MS" w:eastAsia="Arial Unicode MS" w:hAnsi="Arial Unicode MS"/>
+          <w:rtl w:val="0"/>
+        </w:rPr>
+        <w:t xml:space="preserve">一般 Student Self-service Auth：STUDENT；requesterUserId 由 JWT/authenticated principal 決定。前端不得傳 requesterUserId 或任意 primaryContactUserId 來冒用其他使用者。Committee 代建屬另一個明確授權情境，必須記錄 actor，不能共用一般學生 mass-assignment 語意。</w:t>
+      </w:r>
+    </w:p>
+    <w:p>
+      <w:pPr>
+        <w:rPr/>
+      </w:pPr>
+      <w:r>
+        <w:rPr>
+          <w:rFonts w:ascii="Arial Unicode MS" w:cs="Arial Unicode MS" w:eastAsia="Arial Unicode MS" w:hAnsi="Arial Unicode MS"/>
+          <w:rtl w:val="0"/>
+        </w:rPr>
+        <w:t xml:space="preserve">Canonical Request：</w:t>
+      </w:r>
+    </w:p>
+    <w:p>
+      <w:pPr>
+        <w:rPr/>
+      </w:pPr>
+      <w:r>
+        <w:rPr>
+          <w:rtl w:val="0"/>
+        </w:rPr>
+        <w:t xml:space="preserve">{</w:t>
+      </w:r>
+    </w:p>
+    <w:p>
+      <w:pPr>
+        <w:rPr/>
+      </w:pPr>
+      <w:r>
+        <w:rPr>
+          <w:rtl w:val="0"/>
+        </w:rPr>
+        <w:t xml:space="preserve">  "lessonType": "PRIVATE",</w:t>
+      </w:r>
+    </w:p>
+    <w:p>
+      <w:pPr>
+        <w:rPr/>
+      </w:pPr>
+      <w:r>
+        <w:rPr>
+          <w:rtl w:val="0"/>
+        </w:rPr>
+        <w:t xml:space="preserve">  "scheduleType": "SINGLE",</w:t>
+      </w:r>
+    </w:p>
+    <w:p>
+      <w:pPr>
+        <w:rPr/>
+      </w:pPr>
+      <w:r>
+        <w:rPr>
+          <w:rtl w:val="0"/>
+        </w:rPr>
+        <w:t xml:space="preserve">  "billingMode": "FULL_COURSE",</w:t>
+      </w:r>
+    </w:p>
+    <w:p>
+      <w:pPr>
+        <w:rPr/>
+      </w:pPr>
+      <w:r>
+        <w:rPr>
+          <w:rtl w:val="0"/>
+        </w:rPr>
+        <w:t xml:space="preserve">  "skillLevel": "BEGINNER",</w:t>
+      </w:r>
+    </w:p>
+    <w:p>
+      <w:pPr>
+        <w:rPr/>
+      </w:pPr>
+      <w:r>
+        <w:rPr>
+          <w:rtl w:val="0"/>
+        </w:rPr>
+        <w:t xml:space="preserve">  "participantCount": 2,</w:t>
+      </w:r>
+    </w:p>
+    <w:p>
+      <w:pPr>
+        <w:rPr/>
+      </w:pPr>
+      <w:r>
+        <w:rPr>
+          <w:rtl w:val="0"/>
+        </w:rPr>
+        <w:t xml:space="preserve">  "guestParticipantCount": 1,</w:t>
+      </w:r>
+    </w:p>
+    <w:p>
+      <w:pPr>
+        <w:rPr/>
+      </w:pPr>
+      <w:r>
+        <w:rPr>
+          <w:rtl w:val="0"/>
+        </w:rPr>
+        <w:t xml:space="preserve">  "minimumParticipants": null,</w:t>
+      </w:r>
+    </w:p>
+    <w:p>
+      <w:pPr>
+        <w:rPr/>
+      </w:pPr>
+      <w:r>
+        <w:rPr>
+          <w:rtl w:val="0"/>
+        </w:rPr>
+        <w:t xml:space="preserve">  "maximumParticipants": null,</w:t>
+      </w:r>
+    </w:p>
+    <w:p>
+      <w:pPr>
+        <w:rPr/>
+      </w:pPr>
+      <w:r>
+        <w:rPr>
+          <w:rtl w:val="0"/>
+        </w:rPr>
+        <w:t xml:space="preserve">  "requestedSessionCount": 1,</w:t>
+      </w:r>
+    </w:p>
+    <w:p>
+      <w:pPr>
+        <w:rPr/>
+      </w:pPr>
+      <w:r>
+        <w:rPr>
+          <w:rtl w:val="0"/>
+        </w:rPr>
+        <w:t xml:space="preserve">  "preferredCoachProfileId": "uuid-or-null",</w:t>
+      </w:r>
+    </w:p>
+    <w:p>
+      <w:pPr>
+        <w:rPr/>
+      </w:pPr>
+      <w:r>
+        <w:rPr>
+          <w:rtl w:val="0"/>
+        </w:rPr>
+        <w:t xml:space="preserve">  "selectedAvailabilityProposalId": "uuid-or-null",</w:t>
+      </w:r>
+    </w:p>
+    <w:p>
+      <w:pPr>
+        <w:rPr/>
+      </w:pPr>
+      <w:r>
+        <w:rPr>
+          <w:rtl w:val="0"/>
+        </w:rPr>
+        <w:t xml:space="preserve">  "sessionPreferences": [</w:t>
+      </w:r>
+    </w:p>
+    <w:p>
+      <w:pPr>
+        <w:rPr/>
+      </w:pPr>
+      <w:r>
+        <w:rPr>
+          <w:rtl w:val="0"/>
+        </w:rPr>
+        <w:t xml:space="preserve">    {</w:t>
+      </w:r>
+    </w:p>
+    <w:p>
+      <w:pPr>
+        <w:rPr/>
+      </w:pPr>
+      <w:r>
+        <w:rPr>
+          <w:rtl w:val="0"/>
+        </w:rPr>
+        <w:t xml:space="preserve">      "sequenceNo": 1,</w:t>
+      </w:r>
+    </w:p>
+    <w:p>
+      <w:pPr>
+        <w:rPr/>
+      </w:pPr>
+      <w:r>
+        <w:rPr>
+          <w:rtl w:val="0"/>
+        </w:rPr>
+        <w:t xml:space="preserve">      "startAt": "RFC3339 datetime",</w:t>
+      </w:r>
+    </w:p>
+    <w:p>
+      <w:pPr>
+        <w:rPr/>
+      </w:pPr>
+      <w:r>
+        <w:rPr>
+          <w:rtl w:val="0"/>
+        </w:rPr>
+        <w:t xml:space="preserve">      "endAt": "RFC3339 datetime",</w:t>
+      </w:r>
+    </w:p>
+    <w:p>
+      <w:pPr>
+        <w:rPr/>
+      </w:pPr>
+      <w:r>
+        <w:rPr>
+          <w:rtl w:val="0"/>
+        </w:rPr>
+        <w:t xml:space="preserve">      "preferredVenueId": "uuid-or-null",</w:t>
+      </w:r>
+    </w:p>
+    <w:p>
+      <w:pPr>
+        <w:rPr/>
+      </w:pPr>
+      <w:r>
+        <w:rPr>
+          <w:rtl w:val="0"/>
+        </w:rPr>
+        <w:t xml:space="preserve">      "note": null</w:t>
+      </w:r>
+    </w:p>
+    <w:p>
+      <w:pPr>
+        <w:rPr/>
+      </w:pPr>
+      <w:r>
+        <w:rPr>
+          <w:rtl w:val="0"/>
+        </w:rPr>
+        <w:t xml:space="preserve">    }</w:t>
+      </w:r>
+    </w:p>
+    <w:p>
+      <w:pPr>
+        <w:rPr/>
+      </w:pPr>
+      <w:r>
+        <w:rPr>
+          <w:rtl w:val="0"/>
+        </w:rPr>
+        <w:t xml:space="preserve">  ],</w:t>
+      </w:r>
+    </w:p>
+    <w:p>
+      <w:pPr>
+        <w:rPr/>
+      </w:pPr>
+      <w:r>
+        <w:rPr>
+          <w:rtl w:val="0"/>
+        </w:rPr>
+        <w:t xml:space="preserve">  "notes": "optional"</w:t>
+      </w:r>
+    </w:p>
+    <w:p>
+      <w:pPr>
+        <w:rPr/>
+      </w:pPr>
+      <w:r>
+        <w:rPr>
+          <w:rtl w:val="0"/>
+        </w:rPr>
+        <w:t xml:space="preserve">}</w:t>
+      </w:r>
+    </w:p>
+    <w:p>
+      <w:pPr>
+        <w:rPr/>
+      </w:pPr>
+      <w:r>
+        <w:rPr>
+          <w:rFonts w:ascii="Arial Unicode MS" w:cs="Arial Unicode MS" w:eastAsia="Arial Unicode MS" w:hAnsi="Arial Unicode MS"/>
+          <w:rtl w:val="0"/>
+        </w:rPr>
+        <w:t xml:space="preserve">Canonical Rules：</w:t>
+      </w:r>
+    </w:p>
+    <w:p>
+      <w:pPr>
+        <w:rPr/>
+      </w:pPr>
+      <w:r>
+        <w:rPr>
+          <w:rFonts w:ascii="Arial Unicode MS" w:cs="Arial Unicode MS" w:eastAsia="Arial Unicode MS" w:hAnsi="Arial Unicode MS"/>
+          <w:rtl w:val="0"/>
+        </w:rPr>
+        <w:t xml:space="preserve">- `preferredCoachProfileId` 為 0..1；不接受 `preferredCoachIds` array。</w:t>
+      </w:r>
+    </w:p>
+    <w:p>
+      <w:pPr>
+        <w:rPr/>
+      </w:pPr>
+      <w:r>
+        <w:rPr>
+          <w:rFonts w:ascii="Arial Unicode MS" w:cs="Arial Unicode MS" w:eastAsia="Arial Unicode MS" w:hAnsi="Arial Unicode MS"/>
+          <w:rtl w:val="0"/>
+        </w:rPr>
+        <w:t xml:space="preserve">- `selectedAvailabilityProposalId` 只有在學員從已核准公開 Availability 發起需求時使用，且最多一個；它必須屬於同 organization、對應同一 approved CoachProfile，並與 Lesson Request 時段意圖一致。</w:t>
+      </w:r>
+    </w:p>
+    <w:p>
+      <w:pPr>
+        <w:rPr/>
+      </w:pPr>
+      <w:r>
+        <w:rPr>
+          <w:rFonts w:ascii="Arial Unicode MS" w:cs="Arial Unicode MS" w:eastAsia="Arial Unicode MS" w:hAnsi="Arial Unicode MS"/>
+          <w:rtl w:val="0"/>
+        </w:rPr>
+        <w:t xml:space="preserve">- `selectedAvailabilityProposalId` 在 Draft 階段只表示來源／選擇；ACTIVE AvailabilityClaim 仍於 submission command transaction 中建立。</w:t>
+      </w:r>
+    </w:p>
+    <w:p>
+      <w:pPr>
+        <w:rPr/>
+      </w:pPr>
+      <w:r>
+        <w:rPr>
+          <w:rFonts w:ascii="Arial Unicode MS" w:cs="Arial Unicode MS" w:eastAsia="Arial Unicode MS" w:hAnsi="Arial Unicode MS"/>
+          <w:rtl w:val="0"/>
+        </w:rPr>
+        <w:t xml:space="preserve">- `requesterUserId` 不在一般 Student request body。</w:t>
+      </w:r>
+    </w:p>
+    <w:p>
+      <w:pPr>
+        <w:rPr/>
+      </w:pPr>
+      <w:r>
+        <w:rPr>
+          <w:rFonts w:ascii="Arial Unicode MS" w:cs="Arial Unicode MS" w:eastAsia="Arial Unicode MS" w:hAnsi="Arial Unicode MS"/>
+          <w:rtl w:val="0"/>
+        </w:rPr>
+        <w:t xml:space="preserve">- 舊 `courseType`、`chargeMode`、`requestedSessions`、`preferredCoachIds` 與可任意指定 `primaryContactUserId` 的一般學生 payload 被本章取代，分別對齊 `lessonType`、`billingMode`、`sessionPreferences`、單一 `preferredCoachProfileId` 與 server-derived requester。</w:t>
+      </w:r>
+    </w:p>
+    <w:p>
+      <w:pPr>
+        <w:rPr/>
+      </w:pPr>
+      <w:r>
+        <w:rPr>
+          <w:rFonts w:ascii="Arial Unicode MS" w:cs="Arial Unicode MS" w:eastAsia="Arial Unicode MS" w:hAnsi="Arial Unicode MS"/>
+          <w:rtl w:val="0"/>
+        </w:rPr>
+        <w:t xml:space="preserve">Response：201，回傳 Lesson Request resource / requestId、canonical fields、status 與 common meta.requestId。</w:t>
+      </w:r>
+    </w:p>
+    <w:p>
+      <w:pPr>
+        <w:rPr/>
+      </w:pPr>
+      <w:r>
+        <w:rPr>
+          <w:rFonts w:ascii="Arial Unicode MS" w:cs="Arial Unicode MS" w:eastAsia="Arial Unicode MS" w:hAnsi="Arial Unicode MS"/>
+          <w:rtl w:val="0"/>
+        </w:rPr>
+        <w:t xml:space="preserve">Error Code：AUTH_FORBIDDEN、ORG_SCOPE_DENIED、USER_DISABLED、VALIDATION_FAILED、BOOKING_TIME_NOT_FUTURE、COACH_NOT_APPROVED、RESOURCE_NOT_FOUND。</w:t>
+      </w:r>
+    </w:p>
+    <w:p>
+      <w:pPr>
+        <w:rPr/>
+      </w:pPr>
+      <w:r>
+        <w:rPr>
+          <w:rtl w:val="0"/>
+        </w:rPr>
+      </w:r>
+    </w:p>
+    <w:p>
+      <w:pPr>
+        <w:rPr/>
+      </w:pPr>
+      <w:r>
+        <w:rPr>
+          <w:rtl w:val="0"/>
+        </w:rPr>
+        <w:t xml:space="preserve">14.4 Lesson Request Submission / Claim</w:t>
+      </w:r>
+    </w:p>
+    <w:p>
+      <w:pPr>
+        <w:rPr/>
+      </w:pPr>
+      <w:r>
+        <w:rPr>
+          <w:rtl w:val="0"/>
+        </w:rPr>
+        <w:t xml:space="preserve">POST /api/v1/lesson-requests/{lessonRequestId}/submission</w:t>
+      </w:r>
+    </w:p>
+    <w:p>
+      <w:pPr>
+        <w:rPr/>
+      </w:pPr>
+      <w:r>
+        <w:rPr>
+          <w:rFonts w:ascii="Arial Unicode MS" w:cs="Arial Unicode MS" w:eastAsia="Arial Unicode MS" w:hAnsi="Arial Unicode MS"/>
+          <w:rtl w:val="0"/>
+        </w:rPr>
+        <w:t xml:space="preserve">Method：POST</w:t>
+      </w:r>
+    </w:p>
+    <w:p>
+      <w:pPr>
+        <w:rPr/>
+      </w:pPr>
+      <w:r>
+        <w:rPr>
+          <w:rFonts w:ascii="Arial Unicode MS" w:cs="Arial Unicode MS" w:eastAsia="Arial Unicode MS" w:hAnsi="Arial Unicode MS"/>
+          <w:rtl w:val="0"/>
+        </w:rPr>
+        <w:t xml:space="preserve">Auth：Owner（一般學生）或依既有明確 Admin/Committee use case；必須驗證 organization scope。</w:t>
+      </w:r>
+    </w:p>
+    <w:p>
+      <w:pPr>
+        <w:rPr/>
+      </w:pPr>
+      <w:r>
+        <w:rPr>
+          <w:rFonts w:ascii="Arial Unicode MS" w:cs="Arial Unicode MS" w:eastAsia="Arial Unicode MS" w:hAnsi="Arial Unicode MS"/>
+          <w:rtl w:val="0"/>
+        </w:rPr>
+        <w:t xml:space="preserve">Idempotency-Key：依既有 06/08 command policy 必須支援。</w:t>
+      </w:r>
+    </w:p>
+    <w:p>
+      <w:pPr>
+        <w:rPr/>
+      </w:pPr>
+      <w:r>
+        <w:rPr>
+          <w:rFonts w:ascii="Arial Unicode MS" w:cs="Arial Unicode MS" w:eastAsia="Arial Unicode MS" w:hAnsi="Arial Unicode MS"/>
+          <w:rtl w:val="0"/>
+        </w:rPr>
+        <w:t xml:space="preserve">若 Draft 引用了 `selectedAvailabilityProposalId`，submission transaction 必須重新讀取並鎖定／保護該 Proposal，驗證 APPROVED、未被 active claim 占用、同 organization、時間仍有效，然後原子完成 LessonRequest -&gt; SUBMITTED、ACTIVE AvailabilityClaim、必要 Audit/Outbox/Idempotency persistence。任一步失敗全部 rollback。</w:t>
+      </w:r>
+    </w:p>
+    <w:p>
+      <w:pPr>
+        <w:rPr/>
+      </w:pPr>
+      <w:r>
+        <w:rPr>
+          <w:rFonts w:ascii="Arial Unicode MS" w:cs="Arial Unicode MS" w:eastAsia="Arial Unicode MS" w:hAnsi="Arial Unicode MS"/>
+          <w:rtl w:val="0"/>
+        </w:rPr>
+        <w:t xml:space="preserve">Response：200，回傳最新 Lesson Request；如建立 Claim，可回傳 claimId / selectedAvailability context（依現有 response envelope 擴充，不暴露其他使用者私有資料）。</w:t>
+      </w:r>
+    </w:p>
+    <w:p>
+      <w:pPr>
+        <w:rPr/>
+      </w:pPr>
+      <w:r>
+        <w:rPr>
+          <w:rFonts w:ascii="Arial Unicode MS" w:cs="Arial Unicode MS" w:eastAsia="Arial Unicode MS" w:hAnsi="Arial Unicode MS"/>
+          <w:rtl w:val="0"/>
+        </w:rPr>
+        <w:t xml:space="preserve">Error Code：AVAILABILITY_NOT_APPROVED、AVAILABILITY_ALREADY_CLAIMED、BOOKING_TIME_NOT_FUTURE、ORG_SCOPE_DENIED、STATE_TRANSITION_INVALID、IDEMPOTENCY_CONFLICT、CONCURRENT_MODIFICATION。</w:t>
+      </w:r>
+    </w:p>
+    <w:p>
+      <w:pPr>
+        <w:rPr/>
+      </w:pPr>
+      <w:r>
+        <w:rPr>
+          <w:rtl w:val="0"/>
+        </w:rPr>
+      </w:r>
+    </w:p>
+    <w:p>
+      <w:pPr>
+        <w:rPr/>
+      </w:pPr>
+      <w:r>
+        <w:rPr>
+          <w:rtl w:val="0"/>
+        </w:rPr>
+        <w:t xml:space="preserve">14.5 Security / Mass Assignment Override</w:t>
+      </w:r>
+    </w:p>
+    <w:p>
+      <w:pPr>
+        <w:rPr/>
+      </w:pPr>
+      <w:r>
+        <w:rPr>
+          <w:rFonts w:ascii="Arial Unicode MS" w:cs="Arial Unicode MS" w:eastAsia="Arial Unicode MS" w:hAnsi="Arial Unicode MS"/>
+          <w:rtl w:val="0"/>
+        </w:rPr>
+        <w:t xml:space="preserve">- Coach Application applicant identity、Lesson Request requester identity、review actor、organization authorization 均由 Backend principal / authorized context 決定，不信任 client 傳入的 actor/user/org 欄位。</w:t>
+      </w:r>
+    </w:p>
+    <w:p>
+      <w:pPr>
+        <w:rPr/>
+      </w:pPr>
+      <w:r>
+        <w:rPr>
+          <w:rFonts w:ascii="Arial Unicode MS" w:cs="Arial Unicode MS" w:eastAsia="Arial Unicode MS" w:hAnsi="Arial Unicode MS"/>
+          <w:rtl w:val="0"/>
+        </w:rPr>
+        <w:t xml:space="preserve">- Coach Availability 不可只看 JWT 中 COACH 字串；Application Service 必須同時檢查 active role、approved profile、active user 與 org scope。</w:t>
+      </w:r>
+    </w:p>
+    <w:p>
+      <w:pPr>
+        <w:rPr/>
+      </w:pPr>
+      <w:r>
+        <w:rPr>
+          <w:rFonts w:ascii="Arial Unicode MS" w:cs="Arial Unicode MS" w:eastAsia="Arial Unicode MS" w:hAnsi="Arial Unicode MS"/>
+          <w:rtl w:val="0"/>
+        </w:rPr>
+        <w:t xml:space="preserve">- API DTO 不得接受 status、approvedBy、reviewedBy、role assignment status 等 server-controlled 欄位作一般寫入。</w:t>
+      </w:r>
+    </w:p>
+    <w:p>
+      <w:pPr>
+        <w:rPr/>
+      </w:pPr>
+      <w:r>
+        <w:rPr>
+          <w:rtl w:val="0"/>
+        </w:rPr>
+      </w:r>
+    </w:p>
+    <w:p>
+      <w:pPr>
+        <w:rPr/>
+      </w:pPr>
+      <w:r>
+        <w:rPr>
+          <w:rtl w:val="0"/>
+        </w:rPr>
+        <w:t xml:space="preserve">14.6 Slice Boundary / OpenAPI</w:t>
+      </w:r>
+    </w:p>
+    <w:p>
+      <w:pPr>
+        <w:rPr/>
+      </w:pPr>
+      <w:r>
+        <w:rPr>
+          <w:rFonts w:ascii="Arial Unicode MS" w:cs="Arial Unicode MS" w:eastAsia="Arial Unicode MS" w:hAnsi="Arial Unicode MS"/>
+          <w:rtl w:val="0"/>
+        </w:rPr>
+        <w:t xml:space="preserve">Slice 2 API / OpenAPI 可以暴露 `convertedCourseMatchId` 為 nullable read field（若現有 resource 需要），但不得提供建立 CourseMatch、Confirm Match 或任何 Slice 3 shortcut endpoint。Claim -&gt; Match conversion 在 Slice 3 實作。</w:t>
+      </w:r>
+    </w:p>
+    <w:p>
+      <w:pPr>
+        <w:rPr/>
+      </w:pPr>
+      <w:r>
+        <w:rPr>
+          <w:rFonts w:ascii="Arial Unicode MS" w:cs="Arial Unicode MS" w:eastAsia="Arial Unicode MS" w:hAnsi="Arial Unicode MS"/>
+          <w:rtl w:val="0"/>
+        </w:rPr>
+        <w:t xml:space="preserve">Backend OpenAPI 是實作契約來源；完成本 Backfill 後，generated TypeScript API client 與 handwritten adapters 必須依本章 canonical schema 更新，並移除 Slice 2 UI 對 legacy `windows` / `preferredCoachIds` payload 的依賴。</w:t>
+      </w:r>
+    </w:p>
+    <w:p>
+      <w:pPr>
+        <w:rPr/>
+      </w:pPr>
+      <w:r>
+        <w:rPr>
+          <w:rtl w:val="0"/>
+        </w:rPr>
+      </w:r>
+    </w:p>
+    <w:p>
+      <w:pPr>
+        <w:rPr/>
+      </w:pPr>
+      <w:r>
+        <w:rPr>
+          <w:rtl w:val="0"/>
+        </w:rPr>
+        <w:t xml:space="preserve">14.7 Backfill Review Result</w:t>
+      </w:r>
+    </w:p>
+    <w:p>
+      <w:pPr>
+        <w:rPr/>
+      </w:pPr>
+      <w:r>
+        <w:rPr>
+          <w:rFonts w:ascii="Arial Unicode MS" w:cs="Arial Unicode MS" w:eastAsia="Arial Unicode MS" w:hAnsi="Arial Unicode MS"/>
+          <w:rtl w:val="0"/>
+        </w:rPr>
+        <w:t xml:space="preserve">Slice 2 API Baseline 已依四項核准決策完成對齊。舊範例若與本章不同，Codex 必須使用本章並在有剩餘歧義時停止該爭議項目、回報 Baseline Ambiguities，不得自行選擇舊契約。</w:t>
+      </w:r>
+    </w:p>
+    <w:p>
+      <w:pPr>
+        <w:rPr/>
+      </w:pPr>
+      <w:r>
+        <w:rPr>
+          <w:rtl w:val="0"/>
+        </w:rPr>
       </w:r>
     </w:p>
     <w:p>
